--- a/document/Curriculo-JoaoPedroSilvaTerra.docx
+++ b/document/Curriculo-JoaoPedroSilvaTerra.docx
@@ -59,7 +59,7 @@
         </w:rPr>
         <w:t xml:space="preserve">LinkedIn: </w:t>
       </w:r>
-      <w:hyperlink w:history="1" r:id="rIdqcpz5xoulouggwttjid6u">
+      <w:hyperlink w:history="1" r:id="rIdcqkxf0p36v_ke6fgugxso">
         <w:r>
           <w:rPr>
             <w:rFonts w:ascii="Calibri" w:cs="Calibri" w:eastAsia="Calibri" w:hAnsi="Calibri"/>
@@ -80,7 +80,7 @@
         </w:rPr>
         <w:t xml:space="preserve">  ·  Portfólio: </w:t>
       </w:r>
-      <w:hyperlink w:history="1" r:id="rIdsavk4icp1_7b75lzen1fk">
+      <w:hyperlink w:history="1" r:id="rIdxpcd7prv7ngtvan0eq82r">
         <w:r>
           <w:rPr>
             <w:rFonts w:ascii="Calibri" w:cs="Calibri" w:eastAsia="Calibri" w:hAnsi="Calibri"/>
@@ -101,7 +101,7 @@
         </w:rPr>
         <w:t xml:space="preserve">  ·  GitHub: </w:t>
       </w:r>
-      <w:hyperlink w:history="1" r:id="rIdzhlmxkiwebg3mmx97tm-g">
+      <w:hyperlink w:history="1" r:id="rIdgzkwugflgaql2ocgn0fv1">
         <w:r>
           <w:rPr>
             <w:rFonts w:ascii="Calibri" w:cs="Calibri" w:eastAsia="Calibri" w:hAnsi="Calibri"/>
@@ -122,7 +122,7 @@
         </w:rPr>
         <w:t xml:space="preserve">  ·  Behance: </w:t>
       </w:r>
-      <w:hyperlink w:history="1" r:id="rIdukha9mgcltz97-ce9bcte">
+      <w:hyperlink w:history="1" r:id="rIdfqgprucsmm9n9kxbbcusv">
         <w:r>
           <w:rPr>
             <w:rFonts w:ascii="Calibri" w:cs="Calibri" w:eastAsia="Calibri" w:hAnsi="Calibri"/>
@@ -241,7 +241,7 @@
           <w:sz w:val="19"/>
           <w:szCs w:val="19"/>
         </w:rPr>
-        <w:t xml:space="preserve">Prototipação de alta fidelidade para produtos web, mobile, legado e cliente-servidor (Figma, Miro)</w:t>
+        <w:t xml:space="preserve">Prototipação de alta fidelidade para produtos web, mobile, legado e cliente-servidor (Figma, Miro, Hotjar)</w:t>
       </w:r>
     </w:p>
     <w:p>

--- a/document/Curriculo-JoaoPedroSilvaTerra.docx
+++ b/document/Curriculo-JoaoPedroSilvaTerra.docx
@@ -59,7 +59,7 @@
         </w:rPr>
         <w:t xml:space="preserve">LinkedIn: </w:t>
       </w:r>
-      <w:hyperlink w:history="1" r:id="rIdcqkxf0p36v_ke6fgugxso">
+      <w:hyperlink w:history="1" r:id="rIduidlvg7lhxluynj8bigb8">
         <w:r>
           <w:rPr>
             <w:rFonts w:ascii="Calibri" w:cs="Calibri" w:eastAsia="Calibri" w:hAnsi="Calibri"/>
@@ -80,7 +80,7 @@
         </w:rPr>
         <w:t xml:space="preserve">  ·  Portfólio: </w:t>
       </w:r>
-      <w:hyperlink w:history="1" r:id="rIdxpcd7prv7ngtvan0eq82r">
+      <w:hyperlink w:history="1" r:id="rIdd_bcz4bmihjo453w3fz97">
         <w:r>
           <w:rPr>
             <w:rFonts w:ascii="Calibri" w:cs="Calibri" w:eastAsia="Calibri" w:hAnsi="Calibri"/>
@@ -101,7 +101,7 @@
         </w:rPr>
         <w:t xml:space="preserve">  ·  GitHub: </w:t>
       </w:r>
-      <w:hyperlink w:history="1" r:id="rIdgzkwugflgaql2ocgn0fv1">
+      <w:hyperlink w:history="1" r:id="rIdqggpwelo6zgsyusmlckq6">
         <w:r>
           <w:rPr>
             <w:rFonts w:ascii="Calibri" w:cs="Calibri" w:eastAsia="Calibri" w:hAnsi="Calibri"/>
@@ -122,7 +122,7 @@
         </w:rPr>
         <w:t xml:space="preserve">  ·  Behance: </w:t>
       </w:r>
-      <w:hyperlink w:history="1" r:id="rIdfqgprucsmm9n9kxbbcusv">
+      <w:hyperlink w:history="1" r:id="rIdqz52-47556agnrcsetv4j">
         <w:r>
           <w:rPr>
             <w:rFonts w:ascii="Calibri" w:cs="Calibri" w:eastAsia="Calibri" w:hAnsi="Calibri"/>
@@ -222,7 +222,7 @@
           <w:sz w:val="18"/>
           <w:szCs w:val="18"/>
         </w:rPr>
-        <w:t xml:space="preserve">   —   Out 2023 – Fev 2026 (2a 5m) · Assis, SP</w:t>
+        <w:t xml:space="preserve">   ·   Out 2023 – Fev 2026 (2a 5m) · Assis, SP</w:t>
       </w:r>
     </w:p>
     <w:p>
@@ -334,7 +334,7 @@
           <w:sz w:val="18"/>
           <w:szCs w:val="18"/>
         </w:rPr>
-        <w:t xml:space="preserve">   —   Set 2022 – Out 2023 · Ourinhos, SP</w:t>
+        <w:t xml:space="preserve">   ·   Set 2022 – Out 2023 · Ourinhos, SP</w:t>
       </w:r>
     </w:p>
     <w:p>
@@ -408,7 +408,7 @@
           <w:sz w:val="18"/>
           <w:szCs w:val="18"/>
         </w:rPr>
-        <w:t xml:space="preserve">   —   Jan 2017 – Atual · Remoto</w:t>
+        <w:t xml:space="preserve">   ·   Jan 2017 – Atual · Remoto</w:t>
       </w:r>
     </w:p>
     <w:p>
@@ -571,7 +571,7 @@
           <w:sz w:val="18"/>
           <w:szCs w:val="18"/>
         </w:rPr>
-        <w:t xml:space="preserve">   —   2021 – 2025 · concluído · Ourinhos, SP</w:t>
+        <w:t xml:space="preserve">   ·   2021 – 2025 · concluído · Ourinhos, SP</w:t>
       </w:r>
     </w:p>
     <w:p>
@@ -607,7 +607,7 @@
           <w:sz w:val="18"/>
           <w:szCs w:val="18"/>
         </w:rPr>
-        <w:t xml:space="preserve">   —   2016 – 2019 · concluído · Ourinhos, SP</w:t>
+        <w:t xml:space="preserve">   ·   2016 – 2019 · concluído · Ourinhos, SP</w:t>
       </w:r>
     </w:p>
     <w:p>
